--- a/downloads/editable-docx/LS-TMP-015_Project_Reflection_Template.docx
+++ b/downloads/editable-docx/LS-TMP-015_Project_Reflection_Template.docx
@@ -44,7 +44,7 @@
                 <w:color w:val="4B5563"/>
                 <w:sz w:val="17"/>
               </w:rPr>
-              <w:t>Generic LockwoodSTEM template for reflecting on evidence, iteration, teamwork, and next steps.</w:t>
+              <w:t>LockwoodSTEM template for reflecting on evidence, iteration, teamwork, and next steps.</w:t>
             </w:r>
           </w:p>
         </w:tc>
@@ -589,6 +589,7 @@
       </w:tr>
     </w:tbl>
     <w:sectPr>
+      <w:footerReference w:type="default" r:id="rId9"/>
       <w:pgSz w:w="12240" w:h="15840"/>
       <w:pgMar w:top="648" w:right="792" w:bottom="648" w:left="792" w:header="720" w:footer="720" w:gutter="0"/>
       <w:cols w:space="720"/>
@@ -596,6 +597,25 @@
     </w:sectPr>
   </w:body>
 </w:document>
+</file>
+
+<file path=word/footer1.xml><?xml version="1.0" encoding="utf-8"?>
+<w:ftr xmlns:m="http://schemas.openxmlformats.org/officeDocument/2006/math" xmlns:mc="http://schemas.openxmlformats.org/markup-compatibility/2006" xmlns:mo="http://schemas.microsoft.com/office/mac/office/2008/main" xmlns:mv="urn:schemas-microsoft-com:mac:vml" xmlns:o="urn:schemas-microsoft-com:office:office" xmlns:r="http://schemas.openxmlformats.org/officeDocument/2006/relationships" xmlns:v="urn:schemas-microsoft-com:vml" xmlns:w10="urn:schemas-microsoft-com:office:word" xmlns:w14="http://schemas.microsoft.com/office/word/2010/wordml" xmlns:w="http://schemas.openxmlformats.org/wordprocessingml/2006/main" xmlns:wne="http://schemas.microsoft.com/office/word/2006/wordml" xmlns:wp14="http://schemas.microsoft.com/office/word/2010/wordprocessingDrawing" xmlns:wp="http://schemas.openxmlformats.org/drawingml/2006/wordprocessingDrawing" xmlns:wpc="http://schemas.microsoft.com/office/word/2010/wordprocessingCanvas" xmlns:wpg="http://schemas.microsoft.com/office/word/2010/wordprocessingGroup" xmlns:wpi="http://schemas.microsoft.com/office/word/2010/wordprocessingInk" xmlns:wps="http://schemas.microsoft.com/office/word/2010/wordprocessingShape" mc:Ignorable="w14 wp14">
+  <w:p>
+    <w:pPr>
+      <w:pStyle w:val="Footer"/>
+      <w:jc w:val="right"/>
+    </w:pPr>
+    <w:r>
+      <w:rPr>
+        <w:rFonts w:ascii="Aptos" w:hAnsi="Aptos" w:eastAsia="Aptos"/>
+        <w:sz w:val="16"/>
+        <w:color w:val="475569"/>
+      </w:rPr>
+      <w:t>LOCKWOODSTEM | Student Engineering Hub</w:t>
+    </w:r>
+  </w:p>
+</w:ftr>
 </file>
 
 <file path=word/numbering.xml><?xml version="1.0" encoding="utf-8"?>

--- a/downloads/editable-docx/LS-TMP-015_Project_Reflection_Template.docx
+++ b/downloads/editable-docx/LS-TMP-015_Project_Reflection_Template.docx
@@ -84,7 +84,6 @@
                 <w:color w:val="6B7280"/>
                 <w:sz w:val="16"/>
               </w:rPr>
-              <w:t>LS-TMP-015</w:t>
             </w:r>
           </w:p>
         </w:tc>
@@ -590,6 +589,7 @@
     </w:tbl>
     <w:sectPr>
       <w:footerReference w:type="default" r:id="rId9"/>
+      <w:headerReference w:type="default" r:id="rId10"/>
       <w:pgSz w:w="12240" w:h="15840"/>
       <w:pgMar w:top="648" w:right="792" w:bottom="648" w:left="792" w:header="720" w:footer="720" w:gutter="0"/>
       <w:cols w:space="720"/>
@@ -616,6 +616,16 @@
     </w:r>
   </w:p>
 </w:ftr>
+</file>
+
+<file path=word/header1.xml><?xml version="1.0" encoding="utf-8"?>
+<w:hdr xmlns:m="http://schemas.openxmlformats.org/officeDocument/2006/math" xmlns:mc="http://schemas.openxmlformats.org/markup-compatibility/2006" xmlns:mo="http://schemas.microsoft.com/office/mac/office/2008/main" xmlns:mv="urn:schemas-microsoft-com:mac:vml" xmlns:o="urn:schemas-microsoft-com:office:office" xmlns:r="http://schemas.openxmlformats.org/officeDocument/2006/relationships" xmlns:v="urn:schemas-microsoft-com:vml" xmlns:w10="urn:schemas-microsoft-com:office:word" xmlns:w14="http://schemas.microsoft.com/office/word/2010/wordml" xmlns:w="http://schemas.openxmlformats.org/wordprocessingml/2006/main" xmlns:wne="http://schemas.microsoft.com/office/word/2006/wordml" xmlns:wp14="http://schemas.microsoft.com/office/word/2010/wordprocessingDrawing" xmlns:wp="http://schemas.openxmlformats.org/drawingml/2006/wordprocessingDrawing" xmlns:wpc="http://schemas.microsoft.com/office/word/2010/wordprocessingCanvas" xmlns:wpg="http://schemas.microsoft.com/office/word/2010/wordprocessingGroup" xmlns:wpi="http://schemas.microsoft.com/office/word/2010/wordprocessingInk" xmlns:wps="http://schemas.microsoft.com/office/word/2010/wordprocessingShape" mc:Ignorable="w14 wp14">
+  <w:p>
+    <w:pPr>
+      <w:pStyle w:val="Header"/>
+    </w:pPr>
+  </w:p>
+</w:hdr>
 </file>
 
 <file path=word/numbering.xml><?xml version="1.0" encoding="utf-8"?>

--- a/downloads/editable-docx/LS-TMP-015_Project_Reflection_Template.docx
+++ b/downloads/editable-docx/LS-TMP-015_Project_Reflection_Template.docx
@@ -65,27 +65,41 @@
               <w:jc w:val="right"/>
             </w:pPr>
             <w:r>
-              <w:rPr>
-                <w:rFonts w:ascii="Arial" w:hAnsi="Arial"/>
-                <w:b/>
-                <w:color w:val="0B1B3A"/>
-                <w:sz w:val="18"/>
-              </w:rPr>
-              <w:t>LOCKWOODSTEM</w:t>
+              <w:drawing>
+                <wp:inline xmlns:a="http://schemas.openxmlformats.org/drawingml/2006/main" xmlns:pic="http://schemas.openxmlformats.org/drawingml/2006/picture">
+                  <wp:extent cx="1051560" cy="313899"/>
+                  <wp:docPr id="1" name="Picture 1"/>
+                  <wp:cNvGraphicFramePr>
+                    <a:graphicFrameLocks noChangeAspect="1"/>
+                  </wp:cNvGraphicFramePr>
+                  <a:graphic>
+                    <a:graphicData uri="http://schemas.openxmlformats.org/drawingml/2006/picture">
+                      <pic:pic>
+                        <pic:nvPicPr>
+                          <pic:cNvPr id="0" name="lockwoodstem-concept-a1-black-transparent.png"/>
+                          <pic:cNvPicPr/>
+                        </pic:nvPicPr>
+                        <pic:blipFill>
+                          <a:blip r:embed="rId11"/>
+                          <a:stretch>
+                            <a:fillRect/>
+                          </a:stretch>
+                        </pic:blipFill>
+                        <pic:spPr>
+                          <a:xfrm>
+                            <a:off x="0" y="0"/>
+                            <a:ext cx="1051560" cy="313899"/>
+                          </a:xfrm>
+                          <a:prstGeom prst="rect"/>
+                        </pic:spPr>
+                      </pic:pic>
+                    </a:graphicData>
+                  </a:graphic>
+                </wp:inline>
+              </w:drawing>
             </w:r>
           </w:p>
-          <w:p>
-            <w:pPr>
-              <w:jc w:val="right"/>
-            </w:pPr>
-            <w:r>
-              <w:rPr>
-                <w:rFonts w:ascii="Arial" w:hAnsi="Arial"/>
-                <w:color w:val="6B7280"/>
-                <w:sz w:val="16"/>
-              </w:rPr>
-            </w:r>
-          </w:p>
+          <w:p/>
         </w:tc>
       </w:tr>
     </w:tbl>
